--- a/.claude/agents/proposal-generator-agent/scripts/out/Pricing_Proposal_Creekside.docx
+++ b/.claude/agents/proposal-generator-agent/scripts/out/Pricing_Proposal_Creekside.docx
@@ -127,7 +127,7 @@
           <w:b w:val="0"/>
           <w:sz w:val="22"/>
         </w:rPr>
-        <w:t>You'll communicate directly with the specialists running your campaigns via Google Chat, not a support inbox or account coordinator.</w:t>
+        <w:t>You communicate directly with the specialists running your campaigns, not a support inbox or account coordinator.</w:t>
       </w:r>
     </w:p>
     <w:p>
@@ -150,28 +150,6 @@
           <w:sz w:val="22"/>
         </w:rPr>
         <w:t>We optimize for business growth and revenue, not just vanity metrics like low cost-per-acquisition.</w:t>
-      </w:r>
-    </w:p>
-    <w:p>
-      <w:pPr>
-        <w:pStyle w:val="ListBullet"/>
-        <w:spacing w:after="60"/>
-      </w:pPr>
-      <w:r>
-        <w:rPr>
-          <w:rFonts w:ascii="Calibri" w:hAnsi="Calibri"/>
-          <w:b/>
-          <w:sz w:val="22"/>
-        </w:rPr>
-        <w:t xml:space="preserve">Real-Time Communication: </w:t>
-      </w:r>
-      <w:r>
-        <w:rPr>
-          <w:rFonts w:ascii="Calibri" w:hAnsi="Calibri"/>
-          <w:b w:val="0"/>
-          <w:sz w:val="22"/>
-        </w:rPr>
-        <w:t>Message your team anytime in Google Chat for quick questions or updates between scheduled calls.</w:t>
       </w:r>
     </w:p>
     <w:p>
@@ -499,28 +477,6 @@
           <w:sz w:val="22"/>
         </w:rPr>
         <w:t>Dedicated time to review performance, discuss results, and align on strategic priorities for the month ahead.</w:t>
-      </w:r>
-    </w:p>
-    <w:p>
-      <w:pPr>
-        <w:pStyle w:val="ListBullet"/>
-        <w:spacing w:after="60"/>
-      </w:pPr>
-      <w:r>
-        <w:rPr>
-          <w:rFonts w:ascii="Calibri" w:hAnsi="Calibri"/>
-          <w:b/>
-          <w:sz w:val="22"/>
-        </w:rPr>
-        <w:t xml:space="preserve">Direct Google Chat Access: </w:t>
-      </w:r>
-      <w:r>
-        <w:rPr>
-          <w:rFonts w:ascii="Calibri" w:hAnsi="Calibri"/>
-          <w:b w:val="0"/>
-          <w:sz w:val="22"/>
-        </w:rPr>
-        <w:t>Real-time communication with your ad specialists for quick questions, updates, or urgent issues between scheduled calls.</w:t>
       </w:r>
     </w:p>
     <w:p>
@@ -1318,7 +1274,7 @@
           <w:b w:val="0"/>
           <w:sz w:val="22"/>
         </w:rPr>
-        <w:t>We believe in transparent pricing that aligns with your business goals and risk tolerance. We offer three distinct management plans, allowing you to choose the structure that best fits your needs.</w:t>
+        <w:t>Our management fee is based on a percentage of your ad spend, designed to scale with your business. As your ad budget grows, the percentage decreases, and a monthly cap ensures your costs stay predictable even at higher spend levels.</w:t>
       </w:r>
     </w:p>
     <w:p>
@@ -1332,7 +1288,7 @@
           <w:color w:val="111827"/>
           <w:sz w:val="26"/>
         </w:rPr>
-        <w:t>1. The Three Pricing Plans</w:t>
+        <w:t>Pricing Structure</w:t>
       </w:r>
     </w:p>
     <w:tbl>
@@ -1343,20 +1299,19 @@
         <w:tblLook w:firstColumn="1" w:firstRow="1" w:lastColumn="0" w:lastRow="0" w:noHBand="0" w:noVBand="1" w:val="04A0"/>
       </w:tblPr>
       <w:tblGrid>
-        <w:gridCol w:w="2268"/>
-        <w:gridCol w:w="2268"/>
-        <w:gridCol w:w="2268"/>
-        <w:gridCol w:w="2268"/>
+        <w:gridCol w:w="4536"/>
+        <w:gridCol w:w="4536"/>
       </w:tblGrid>
       <w:tr>
         <w:tc>
           <w:tcPr>
-            <w:tcW w:type="dxa" w:w="2304"/>
+            <w:tcW w:type="dxa" w:w="5184"/>
+            <w:gridSpan w:val="2"/>
             <w:shd w:val="clear" w:color="auto" w:fill="1A56DB"/>
           </w:tcPr>
           <w:p>
             <w:pPr>
-              <w:jc w:val="center"/>
+              <w:jc w:val="left"/>
             </w:pPr>
             <w:r/>
             <w:r>
@@ -1364,72 +1319,9 @@
                 <w:rFonts w:ascii="Calibri" w:hAnsi="Calibri"/>
                 <w:b/>
                 <w:color w:val="FFFFFF"/>
-                <w:sz w:val="20"/>
+                <w:sz w:val="22"/>
               </w:rPr>
-              <w:t>Feature</w:t>
-            </w:r>
-          </w:p>
-        </w:tc>
-        <w:tc>
-          <w:tcPr>
-            <w:tcW w:type="dxa" w:w="2232"/>
-            <w:shd w:val="clear" w:color="auto" w:fill="1A56DB"/>
-          </w:tcPr>
-          <w:p>
-            <w:pPr>
-              <w:jc w:val="center"/>
-            </w:pPr>
-            <w:r/>
-            <w:r>
-              <w:rPr>
-                <w:rFonts w:ascii="Calibri" w:hAnsi="Calibri"/>
-                <w:b/>
-                <w:color w:val="FFFFFF"/>
-                <w:sz w:val="20"/>
-              </w:rPr>
-              <w:t>Plan A: Growth</w:t>
-            </w:r>
-          </w:p>
-        </w:tc>
-        <w:tc>
-          <w:tcPr>
-            <w:tcW w:type="dxa" w:w="2232"/>
-            <w:shd w:val="clear" w:color="auto" w:fill="1A56DB"/>
-          </w:tcPr>
-          <w:p>
-            <w:pPr>
-              <w:jc w:val="center"/>
-            </w:pPr>
-            <w:r/>
-            <w:r>
-              <w:rPr>
-                <w:rFonts w:ascii="Calibri" w:hAnsi="Calibri"/>
-                <w:b/>
-                <w:color w:val="FFFFFF"/>
-                <w:sz w:val="20"/>
-              </w:rPr>
-              <w:t>Plan B: Shared</w:t>
-            </w:r>
-          </w:p>
-        </w:tc>
-        <w:tc>
-          <w:tcPr>
-            <w:tcW w:type="dxa" w:w="2232"/>
-            <w:shd w:val="clear" w:color="auto" w:fill="1A56DB"/>
-          </w:tcPr>
-          <w:p>
-            <w:pPr>
-              <w:jc w:val="center"/>
-            </w:pPr>
-            <w:r/>
-            <w:r>
-              <w:rPr>
-                <w:rFonts w:ascii="Calibri" w:hAnsi="Calibri"/>
-                <w:b/>
-                <w:color w:val="FFFFFF"/>
-                <w:sz w:val="20"/>
-              </w:rPr>
-              <w:t>Plan C: Retainer</w:t>
+              <w:t>Creekside Management Fee</w:t>
             </w:r>
           </w:p>
         </w:tc>
@@ -1437,7 +1329,7 @@
       <w:tr>
         <w:tc>
           <w:tcPr>
-            <w:tcW w:type="dxa" w:w="2304"/>
+            <w:tcW w:type="dxa" w:w="3744"/>
             <w:shd w:val="clear" w:color="auto" w:fill="F9FAFB"/>
           </w:tcPr>
           <w:p>
@@ -1449,15 +1341,15 @@
               <w:rPr>
                 <w:rFonts w:ascii="Calibri" w:hAnsi="Calibri"/>
                 <w:b/>
-                <w:sz w:val="19"/>
+                <w:sz w:val="21"/>
               </w:rPr>
-              <w:t>Best For</w:t>
+              <w:t>Onboarding Fee (one-time)</w:t>
             </w:r>
           </w:p>
         </w:tc>
         <w:tc>
           <w:tcPr>
-            <w:tcW w:type="dxa" w:w="2232"/>
+            <w:tcW w:type="dxa" w:w="5184"/>
             <w:shd w:val="clear" w:color="auto" w:fill="F9FAFB"/>
           </w:tcPr>
           <w:p>
@@ -1469,15 +1361,81 @@
               <w:rPr>
                 <w:rFonts w:ascii="Calibri" w:hAnsi="Calibri"/>
                 <w:b w:val="0"/>
-                <w:sz w:val="19"/>
+                <w:sz w:val="21"/>
               </w:rPr>
-              <w:t>Lower initial cost; fee scales directly with ad spend</w:t>
+              <w:t>$1,500 per platform</w:t>
+            </w:r>
+          </w:p>
+        </w:tc>
+      </w:tr>
+      <w:tr>
+        <w:tc>
+          <w:tcPr>
+            <w:tcW w:type="dxa" w:w="3744"/>
+            <w:shd w:val="clear" w:color="auto" w:fill="FFFFFF"/>
+          </w:tcPr>
+          <w:p>
+            <w:pPr>
+              <w:jc w:val="left"/>
+            </w:pPr>
+            <w:r/>
+            <w:r>
+              <w:rPr>
+                <w:rFonts w:ascii="Calibri" w:hAnsi="Calibri"/>
+                <w:b/>
+                <w:sz w:val="21"/>
+              </w:rPr>
+              <w:t>Monthly Management Fee</w:t>
             </w:r>
           </w:p>
         </w:tc>
         <w:tc>
           <w:tcPr>
-            <w:tcW w:type="dxa" w:w="2232"/>
+            <w:tcW w:type="dxa" w:w="5184"/>
+            <w:shd w:val="clear" w:color="auto" w:fill="FFFFFF"/>
+          </w:tcPr>
+          <w:p>
+            <w:pPr>
+              <w:jc w:val="left"/>
+            </w:pPr>
+            <w:r/>
+            <w:r>
+              <w:rPr>
+                <w:rFonts w:ascii="Calibri" w:hAnsi="Calibri"/>
+                <w:b w:val="0"/>
+                <w:sz w:val="21"/>
+              </w:rPr>
+              <w:t>$1,500 minimum per platform</w:t>
+              <w:br/>
+              <w:t>(applies until ad spend exceeds $7,500/mo)</w:t>
+            </w:r>
+          </w:p>
+        </w:tc>
+      </w:tr>
+      <w:tr>
+        <w:tc>
+          <w:tcPr>
+            <w:tcW w:type="dxa" w:w="3744"/>
+            <w:shd w:val="clear" w:color="auto" w:fill="F9FAFB"/>
+          </w:tcPr>
+          <w:p>
+            <w:pPr>
+              <w:jc w:val="left"/>
+            </w:pPr>
+            <w:r/>
+            <w:r>
+              <w:rPr>
+                <w:rFonts w:ascii="Calibri" w:hAnsi="Calibri"/>
+                <w:b/>
+                <w:sz w:val="21"/>
+              </w:rPr>
+              <w:t>Variable Rate</w:t>
+            </w:r>
+          </w:p>
+        </w:tc>
+        <w:tc>
+          <w:tcPr>
+            <w:tcW w:type="dxa" w:w="5184"/>
             <w:shd w:val="clear" w:color="auto" w:fill="F9FAFB"/>
           </w:tcPr>
           <w:p>
@@ -1489,29 +1447,15 @@
               <w:rPr>
                 <w:rFonts w:ascii="Calibri" w:hAnsi="Calibri"/>
                 <w:b w:val="0"/>
-                <w:sz w:val="19"/>
+                <w:sz w:val="21"/>
               </w:rPr>
-              <w:t>Predictable base fee with a lower percentage as you scale</w:t>
-            </w:r>
-          </w:p>
-        </w:tc>
-        <w:tc>
-          <w:tcPr>
-            <w:tcW w:type="dxa" w:w="2232"/>
-            <w:shd w:val="clear" w:color="auto" w:fill="F9FAFB"/>
-          </w:tcPr>
-          <w:p>
-            <w:pPr>
-              <w:jc w:val="left"/>
-            </w:pPr>
-            <w:r/>
-            <w:r>
-              <w:rPr>
-                <w:rFonts w:ascii="Calibri" w:hAnsi="Calibri"/>
-                <w:b w:val="0"/>
-                <w:sz w:val="19"/>
-              </w:rPr>
-              <w:t>Total cost certainty — one flat fee regardless of ad spend</w:t>
+              <w:t>20% up to $30k spend</w:t>
+              <w:br/>
+              <w:t>15% from $30k-$60k</w:t>
+              <w:br/>
+              <w:t>10% over $60k</w:t>
+              <w:br/>
+              <w:t>(Calculated per platform)</w:t>
             </w:r>
           </w:p>
         </w:tc>
@@ -1519,7 +1463,7 @@
       <w:tr>
         <w:tc>
           <w:tcPr>
-            <w:tcW w:type="dxa" w:w="2304"/>
+            <w:tcW w:type="dxa" w:w="3744"/>
             <w:shd w:val="clear" w:color="auto" w:fill="FFFFFF"/>
           </w:tcPr>
           <w:p>
@@ -1531,15 +1475,15 @@
               <w:rPr>
                 <w:rFonts w:ascii="Calibri" w:hAnsi="Calibri"/>
                 <w:b/>
-                <w:sz w:val="19"/>
+                <w:sz w:val="21"/>
               </w:rPr>
-              <w:t>Base Fee</w:t>
+              <w:t>Monthly Cap</w:t>
             </w:r>
           </w:p>
         </w:tc>
         <w:tc>
           <w:tcPr>
-            <w:tcW w:type="dxa" w:w="2232"/>
+            <w:tcW w:type="dxa" w:w="5184"/>
             <w:shd w:val="clear" w:color="auto" w:fill="FFFFFF"/>
           </w:tcPr>
           <w:p>
@@ -1551,311 +1495,9 @@
               <w:rPr>
                 <w:rFonts w:ascii="Calibri" w:hAnsi="Calibri"/>
                 <w:b w:val="0"/>
-                <w:sz w:val="19"/>
-              </w:rPr>
-              <w:t>$0 base fee</w:t>
-              <w:br/>
-              <w:t>($1,500 minimum per platform</w:t>
-              <w:br/>
-              <w:t>applies until ad spend exceeds $7,500/mo)</w:t>
-            </w:r>
-          </w:p>
-        </w:tc>
-        <w:tc>
-          <w:tcPr>
-            <w:tcW w:type="dxa" w:w="2232"/>
-            <w:shd w:val="clear" w:color="auto" w:fill="FFFFFF"/>
-          </w:tcPr>
-          <w:p>
-            <w:pPr>
-              <w:jc w:val="left"/>
-            </w:pPr>
-            <w:r/>
-            <w:r>
-              <w:rPr>
-                <w:rFonts w:ascii="Calibri" w:hAnsi="Calibri"/>
-                <w:b w:val="0"/>
-                <w:sz w:val="19"/>
-              </w:rPr>
-              <w:t>$3,000 flat base</w:t>
-              <w:br/>
-              <w:t>(covers all platforms)</w:t>
-            </w:r>
-          </w:p>
-        </w:tc>
-        <w:tc>
-          <w:tcPr>
-            <w:tcW w:type="dxa" w:w="2232"/>
-            <w:shd w:val="clear" w:color="auto" w:fill="FFFFFF"/>
-          </w:tcPr>
-          <w:p>
-            <w:pPr>
-              <w:jc w:val="left"/>
-            </w:pPr>
-            <w:r/>
-            <w:r>
-              <w:rPr>
-                <w:rFonts w:ascii="Calibri" w:hAnsi="Calibri"/>
-                <w:b w:val="0"/>
-                <w:sz w:val="19"/>
-              </w:rPr>
-              <w:t>$10,000 flat retainer</w:t>
-              <w:br/>
-              <w:t>(covers all platforms)</w:t>
-            </w:r>
-          </w:p>
-        </w:tc>
-      </w:tr>
-      <w:tr>
-        <w:tc>
-          <w:tcPr>
-            <w:tcW w:type="dxa" w:w="2304"/>
-            <w:shd w:val="clear" w:color="auto" w:fill="F9FAFB"/>
-          </w:tcPr>
-          <w:p>
-            <w:pPr>
-              <w:jc w:val="left"/>
-            </w:pPr>
-            <w:r/>
-            <w:r>
-              <w:rPr>
-                <w:rFonts w:ascii="Calibri" w:hAnsi="Calibri"/>
-                <w:b/>
-                <w:sz w:val="19"/>
-              </w:rPr>
-              <w:t>Variable Fee</w:t>
-            </w:r>
-          </w:p>
-        </w:tc>
-        <w:tc>
-          <w:tcPr>
-            <w:tcW w:type="dxa" w:w="2232"/>
-            <w:shd w:val="clear" w:color="auto" w:fill="F9FAFB"/>
-          </w:tcPr>
-          <w:p>
-            <w:pPr>
-              <w:jc w:val="left"/>
-            </w:pPr>
-            <w:r/>
-            <w:r>
-              <w:rPr>
-                <w:rFonts w:ascii="Calibri" w:hAnsi="Calibri"/>
-                <w:b w:val="0"/>
-                <w:sz w:val="19"/>
-              </w:rPr>
-              <w:t>20% up to $30k spend</w:t>
-              <w:br/>
-              <w:t>15% from $30k–$60k</w:t>
-              <w:br/>
-              <w:t>10% over $60k</w:t>
-              <w:br/>
-              <w:t>(Calculated per platform, $1,500 minimum)</w:t>
-            </w:r>
-          </w:p>
-        </w:tc>
-        <w:tc>
-          <w:tcPr>
-            <w:tcW w:type="dxa" w:w="2232"/>
-            <w:shd w:val="clear" w:color="auto" w:fill="F9FAFB"/>
-          </w:tcPr>
-          <w:p>
-            <w:pPr>
-              <w:jc w:val="left"/>
-            </w:pPr>
-            <w:r/>
-            <w:r>
-              <w:rPr>
-                <w:rFonts w:ascii="Calibri" w:hAnsi="Calibri"/>
-                <w:b w:val="0"/>
-                <w:sz w:val="19"/>
-              </w:rPr>
-              <w:t>10% of total combined</w:t>
-              <w:br/>
-              <w:t>ad spend across all platforms</w:t>
-            </w:r>
-          </w:p>
-        </w:tc>
-        <w:tc>
-          <w:tcPr>
-            <w:tcW w:type="dxa" w:w="2232"/>
-            <w:shd w:val="clear" w:color="auto" w:fill="F9FAFB"/>
-          </w:tcPr>
-          <w:p>
-            <w:pPr>
-              <w:jc w:val="left"/>
-            </w:pPr>
-            <w:r/>
-            <w:r>
-              <w:rPr>
-                <w:rFonts w:ascii="Calibri" w:hAnsi="Calibri"/>
-                <w:b w:val="0"/>
-                <w:sz w:val="19"/>
-              </w:rPr>
-              <w:t>None</w:t>
-            </w:r>
-          </w:p>
-        </w:tc>
-      </w:tr>
-      <w:tr>
-        <w:tc>
-          <w:tcPr>
-            <w:tcW w:type="dxa" w:w="2304"/>
-            <w:shd w:val="clear" w:color="auto" w:fill="FFFFFF"/>
-          </w:tcPr>
-          <w:p>
-            <w:pPr>
-              <w:jc w:val="left"/>
-            </w:pPr>
-            <w:r/>
-            <w:r>
-              <w:rPr>
-                <w:rFonts w:ascii="Calibri" w:hAnsi="Calibri"/>
-                <w:b/>
-                <w:sz w:val="19"/>
-              </w:rPr>
-              <w:t>Monthly Cap</w:t>
-            </w:r>
-          </w:p>
-        </w:tc>
-        <w:tc>
-          <w:tcPr>
-            <w:tcW w:type="dxa" w:w="2232"/>
-            <w:shd w:val="clear" w:color="auto" w:fill="FFFFFF"/>
-          </w:tcPr>
-          <w:p>
-            <w:pPr>
-              <w:jc w:val="left"/>
-            </w:pPr>
-            <w:r/>
-            <w:r>
-              <w:rPr>
-                <w:rFonts w:ascii="Calibri" w:hAnsi="Calibri"/>
-                <w:b w:val="0"/>
-                <w:sz w:val="19"/>
+                <w:sz w:val="21"/>
               </w:rPr>
               <w:t>$15,000 / month</w:t>
-            </w:r>
-          </w:p>
-        </w:tc>
-        <w:tc>
-          <w:tcPr>
-            <w:tcW w:type="dxa" w:w="2232"/>
-            <w:shd w:val="clear" w:color="auto" w:fill="FFFFFF"/>
-          </w:tcPr>
-          <w:p>
-            <w:pPr>
-              <w:jc w:val="left"/>
-            </w:pPr>
-            <w:r/>
-            <w:r>
-              <w:rPr>
-                <w:rFonts w:ascii="Calibri" w:hAnsi="Calibri"/>
-                <w:b w:val="0"/>
-                <w:sz w:val="19"/>
-              </w:rPr>
-              <w:t>$12,000 / month</w:t>
-            </w:r>
-          </w:p>
-        </w:tc>
-        <w:tc>
-          <w:tcPr>
-            <w:tcW w:type="dxa" w:w="2232"/>
-            <w:shd w:val="clear" w:color="auto" w:fill="FFFFFF"/>
-          </w:tcPr>
-          <w:p>
-            <w:pPr>
-              <w:jc w:val="left"/>
-            </w:pPr>
-            <w:r/>
-            <w:r>
-              <w:rPr>
-                <w:rFonts w:ascii="Calibri" w:hAnsi="Calibri"/>
-                <w:b w:val="0"/>
-                <w:sz w:val="19"/>
-              </w:rPr>
-              <w:t>N/A — always $10,000</w:t>
-            </w:r>
-          </w:p>
-        </w:tc>
-      </w:tr>
-      <w:tr>
-        <w:tc>
-          <w:tcPr>
-            <w:tcW w:type="dxa" w:w="2304"/>
-            <w:shd w:val="clear" w:color="auto" w:fill="F9FAFB"/>
-          </w:tcPr>
-          <w:p>
-            <w:pPr>
-              <w:jc w:val="left"/>
-            </w:pPr>
-            <w:r/>
-            <w:r>
-              <w:rPr>
-                <w:rFonts w:ascii="Calibri" w:hAnsi="Calibri"/>
-                <w:b/>
-                <w:sz w:val="19"/>
-              </w:rPr>
-              <w:t>Onboarding Fee</w:t>
-            </w:r>
-          </w:p>
-        </w:tc>
-        <w:tc>
-          <w:tcPr>
-            <w:tcW w:type="dxa" w:w="2232"/>
-            <w:shd w:val="clear" w:color="auto" w:fill="F9FAFB"/>
-          </w:tcPr>
-          <w:p>
-            <w:pPr>
-              <w:jc w:val="left"/>
-            </w:pPr>
-            <w:r/>
-            <w:r>
-              <w:rPr>
-                <w:rFonts w:ascii="Calibri" w:hAnsi="Calibri"/>
-                <w:b w:val="0"/>
-                <w:sz w:val="19"/>
-              </w:rPr>
-              <w:t>$1,500 per platform</w:t>
-            </w:r>
-          </w:p>
-        </w:tc>
-        <w:tc>
-          <w:tcPr>
-            <w:tcW w:type="dxa" w:w="2232"/>
-            <w:shd w:val="clear" w:color="auto" w:fill="F9FAFB"/>
-          </w:tcPr>
-          <w:p>
-            <w:pPr>
-              <w:jc w:val="left"/>
-            </w:pPr>
-            <w:r/>
-            <w:r>
-              <w:rPr>
-                <w:rFonts w:ascii="Calibri" w:hAnsi="Calibri"/>
-                <w:b w:val="0"/>
-                <w:sz w:val="19"/>
-              </w:rPr>
-              <w:t>$1,500 per platform</w:t>
-            </w:r>
-          </w:p>
-        </w:tc>
-        <w:tc>
-          <w:tcPr>
-            <w:tcW w:type="dxa" w:w="2232"/>
-            <w:shd w:val="clear" w:color="auto" w:fill="F9FAFB"/>
-          </w:tcPr>
-          <w:p>
-            <w:pPr>
-              <w:jc w:val="left"/>
-            </w:pPr>
-            <w:r/>
-            <w:r>
-              <w:rPr>
-                <w:rFonts w:ascii="Calibri" w:hAnsi="Calibri"/>
-                <w:b w:val="0"/>
-                <w:sz w:val="19"/>
-              </w:rPr>
-              <w:t>$1,500 per platform</w:t>
             </w:r>
           </w:p>
         </w:tc>
@@ -1873,7 +1515,7 @@
           <w:color w:val="111827"/>
           <w:sz w:val="26"/>
         </w:rPr>
-        <w:t>2. Visual Fee Comparison</w:t>
+        <w:t>Fee Scaling</w:t>
       </w:r>
     </w:p>
     <w:p>
@@ -1886,7 +1528,7 @@
           <w:b w:val="0"/>
           <w:sz w:val="22"/>
         </w:rPr>
-        <w:t>The chart below shows how your monthly agency fee changes with ad spend under each plan, including the exact crossover points where one plan becomes more cost-effective than another.</w:t>
+        <w:t>The chart below shows how your monthly management fee scales with ad spend, including the tier breakpoints where the percentage decreases and the $15,000 monthly cap.</w:t>
       </w:r>
     </w:p>
     <w:p>
@@ -1896,7 +1538,7 @@
       <w:r>
         <w:drawing>
           <wp:inline xmlns:a="http://schemas.openxmlformats.org/drawingml/2006/main" xmlns:pic="http://schemas.openxmlformats.org/drawingml/2006/picture">
-            <wp:extent cx="5760720" cy="2597486"/>
+            <wp:extent cx="5760720" cy="3944914"/>
             <wp:docPr id="1" name="Picture 1"/>
             <wp:cNvGraphicFramePr>
               <a:graphicFrameLocks noChangeAspect="1"/>
@@ -1917,7 +1559,7 @@
                   <pic:spPr>
                     <a:xfrm>
                       <a:off x="0" y="0"/>
-                      <a:ext cx="5760720" cy="2597486"/>
+                      <a:ext cx="5760720" cy="3944914"/>
                     </a:xfrm>
                     <a:prstGeom prst="rect"/>
                   </pic:spPr>
@@ -1939,7 +1581,7 @@
           <w:color w:val="6B7280"/>
           <w:sz w:val="18"/>
         </w:rPr>
-        <w:t>Figure 1 — Agency fee vs. monthly ad spend for single-platform (left) and two-platform 50/50 split (right) clients.</w:t>
+        <w:t>Figure 1 -- Monthly management fee by ad spend level.</w:t>
       </w:r>
     </w:p>
     <w:p>
@@ -1953,7 +1595,7 @@
           <w:color w:val="111827"/>
           <w:sz w:val="26"/>
         </w:rPr>
-        <w:t>3. Payment &amp; Contract Terms</w:t>
+        <w:t>Payment &amp; Contract Terms</w:t>
       </w:r>
     </w:p>
     <w:p>
@@ -2096,7 +1738,7 @@
           <w:b w:val="0"/>
           <w:sz w:val="22"/>
         </w:rPr>
-        <w:t>Ready to move forward? Let us know which pricing plan you prefer, and we'll send over your onboarding invoice, service agreement, and onboarding instructions with everything we need to get started.</w:t>
+        <w:t>Ready to move forward? Let us know and we'll send over your onboarding invoice, service agreement, and onboarding instructions with everything we need to get started.</w:t>
       </w:r>
     </w:p>
     <w:p/>
